--- a/KUMA+OpenCTI integration docs (ru).docx
+++ b/KUMA+OpenCTI integration docs (ru).docx
@@ -6595,6 +6595,7 @@
           <w:szCs w:val="28"/>
         </w:rPr>
       </w:pPr>
+      <w:bookmarkStart w:id="0" w:name="_GoBack"/>
       <w:r>
         <w:rPr>
           <w:rFonts w:ascii="Arial" w:hAnsi="Arial" w:cs="Arial"/>
@@ -6605,10 +6606,10 @@
         </w:rPr>
         <w:lastRenderedPageBreak/>
         <w:drawing>
-          <wp:inline distT="0" distB="0" distL="0" distR="0" wp14:anchorId="75D14BA5" wp14:editId="4ECD3C85">
-            <wp:extent cx="5940000" cy="6919534"/>
-            <wp:effectExtent l="19050" t="19050" r="22860" b="15240"/>
-            <wp:docPr id="1" name="Рисунок 1"/>
+          <wp:inline distT="0" distB="0" distL="0" distR="0">
+            <wp:extent cx="5940425" cy="6687185"/>
+            <wp:effectExtent l="19050" t="19050" r="22225" b="18415"/>
+            <wp:docPr id="5" name="Рисунок 5"/>
             <wp:cNvGraphicFramePr>
               <a:graphicFrameLocks xmlns:a="http://schemas.openxmlformats.org/drawingml/2006/main" noChangeAspect="1"/>
             </wp:cNvGraphicFramePr>
@@ -6616,38 +6617,36 @@
               <a:graphicData uri="http://schemas.openxmlformats.org/drawingml/2006/picture">
                 <pic:pic xmlns:pic="http://schemas.openxmlformats.org/drawingml/2006/picture">
                   <pic:nvPicPr>
-                    <pic:cNvPr id="1" name=""/>
+                    <pic:cNvPr id="5" name="d006ed4f-a69b-463e-8d16-e59976fce218.png"/>
                     <pic:cNvPicPr/>
                   </pic:nvPicPr>
-                  <pic:blipFill rotWithShape="1">
-                    <a:blip r:embed="rId14"/>
-                    <a:srcRect r="5444" b="5134"/>
-                    <a:stretch/>
+                  <pic:blipFill>
+                    <a:blip r:embed="rId14">
+                      <a:extLst>
+                        <a:ext uri="{28A0092B-C50C-407E-A947-70E740481C1C}">
+                          <a14:useLocalDpi xmlns:a14="http://schemas.microsoft.com/office/drawing/2010/main" val="0"/>
+                        </a:ext>
+                      </a:extLst>
+                    </a:blip>
+                    <a:stretch>
+                      <a:fillRect/>
+                    </a:stretch>
                   </pic:blipFill>
-                  <pic:spPr bwMode="auto">
+                  <pic:spPr>
                     <a:xfrm>
                       <a:off x="0" y="0"/>
-                      <a:ext cx="5940000" cy="6919534"/>
+                      <a:ext cx="5940425" cy="6687185"/>
                     </a:xfrm>
                     <a:prstGeom prst="rect">
                       <a:avLst/>
                     </a:prstGeom>
-                    <a:ln w="9525" cap="flat" cmpd="sng" algn="ctr">
+                    <a:ln>
                       <a:solidFill>
-                        <a:sysClr val="window" lastClr="FFFFFF">
+                        <a:schemeClr val="bg1">
                           <a:lumMod val="65000"/>
-                        </a:sysClr>
+                        </a:schemeClr>
                       </a:solidFill>
-                      <a:prstDash val="solid"/>
-                      <a:round/>
-                      <a:headEnd type="none" w="med" len="med"/>
-                      <a:tailEnd type="none" w="med" len="med"/>
                     </a:ln>
-                    <a:extLst>
-                      <a:ext uri="{53640926-AAD7-44D8-BBD7-CCE9431645EC}">
-                        <a14:shadowObscured xmlns:a14="http://schemas.microsoft.com/office/drawing/2010/main"/>
-                      </a:ext>
-                    </a:extLst>
                   </pic:spPr>
                 </pic:pic>
               </a:graphicData>
@@ -6655,6 +6654,7 @@
           </wp:inline>
         </w:drawing>
       </w:r>
+      <w:bookmarkEnd w:id="0"/>
     </w:p>
     <w:p>
       <w:pPr>
@@ -7005,7 +7005,6 @@
           <w:szCs w:val="28"/>
           <w:lang w:val="en-US"/>
         </w:rPr>
-        <w:lastRenderedPageBreak/>
         <w:t>- SDO (STIX Domain Objects);</w:t>
       </w:r>
     </w:p>
@@ -7028,6 +7027,7 @@
           <w:szCs w:val="28"/>
           <w:lang w:val="en-US"/>
         </w:rPr>
+        <w:lastRenderedPageBreak/>
         <w:t>- SRO (STIX Relationship Objects).</w:t>
       </w:r>
     </w:p>
@@ -7171,8 +7171,6 @@
           <w:szCs w:val="28"/>
         </w:rPr>
       </w:pPr>
-      <w:bookmarkStart w:id="0" w:name="_GoBack"/>
-      <w:bookmarkEnd w:id="0"/>
     </w:p>
     <w:sectPr>
       <w:pgSz w:w="11906" w:h="16838"/>
